--- a/pr-preview/pr-344/sufficiency-handout.docx
+++ b/pr-preview/pr-344/sufficiency-handout.docx
@@ -15,7 +15,7 @@
         <w:pStyle w:val="Date"/>
       </w:pPr>
       <w:r>
-        <w:t xml:space="preserve">Last modified: 2026-10-18 16:45:54 (PDT)</w:t>
+        <w:t xml:space="preserve">Last modified: 2026-10-18 22:11:51 (PDT)</w:t>
       </w:r>
     </w:p>
     <w:p>
@@ -855,7 +855,7 @@
         <w:t xml:space="preserve"> </w:t>
       </w:r>
       <w:r>
-        <w:t xml:space="preserve">be a</w:t>
+        <w:t xml:space="preserve">be a value of the</w:t>
       </w:r>
       <w:r>
         <w:t xml:space="preserve"> </w:t>
@@ -868,6 +868,12 @@
           <w:t xml:space="preserve">sample</w:t>
         </w:r>
       </w:hyperlink>
+      <w:r>
+        <w:t xml:space="preserve"> </w:t>
+      </w:r>
+      <w:r>
+        <w:t xml:space="preserve">$\mathord{\smash[b]{\underset{\raise.3ex\hbox{$\scriptstyle\sim$}}{X}}\vphantom{X}}$</w:t>
+      </w:r>
       <w:r>
         <w:t xml:space="preserve"> </w:t>
       </w:r>
@@ -2372,8 +2378,19 @@
         <w:t xml:space="preserve"> </w:t>
       </w:r>
       <w:r>
-        <w:t xml:space="preserve">that</w:t>
-      </w:r>
+        <w:t xml:space="preserve">that the</w:t>
+      </w:r>
+      <w:r>
+        <w:t xml:space="preserve"> </w:t>
+      </w:r>
+      <w:hyperlink w:anchor="def-statistic">
+        <w:r>
+          <w:rPr>
+            <w:rStyle w:val="Hyperlink"/>
+          </w:rPr>
+          <w:t xml:space="preserve">statistic</w:t>
+        </w:r>
+      </w:hyperlink>
       <w:r>
         <w:t xml:space="preserve"> </w:t>
       </w:r>

--- a/pr-preview/pr-344/sufficiency-handout.docx
+++ b/pr-preview/pr-344/sufficiency-handout.docx
@@ -15,7 +15,7 @@
         <w:pStyle w:val="Date"/>
       </w:pPr>
       <w:r>
-        <w:t xml:space="preserve">Last modified: 2026-10-18 22:11:51 (PDT)</w:t>
+        <w:t xml:space="preserve">Last modified: 2026-10-19 00:19:01 (PDT)</w:t>
       </w:r>
     </w:p>
     <w:p>

--- a/pr-preview/pr-344/sufficiency-handout.docx
+++ b/pr-preview/pr-344/sufficiency-handout.docx
@@ -15,7 +15,7 @@
         <w:pStyle w:val="Date"/>
       </w:pPr>
       <w:r>
-        <w:t xml:space="preserve">Last modified: 2026-10-19 00:19:01 (PDT)</w:t>
+        <w:t xml:space="preserve">Last modified: 2026-10-19 00:34:14 (PDT)</w:t>
       </w:r>
     </w:p>
     <w:p>
